--- a/Ducumentation/EAH-Avatar-Dokumentation-DE.docx
+++ b/Ducumentation/EAH-Avatar-Dokumentation-DE.docx
@@ -495,7 +495,23 @@
           <w:spacing w:val="1"/>
           <w:w w:val="90"/>
         </w:rPr>
-        <w:t>Projekt „VR“</w:t>
+        <w:t>Projekt „</w:t>
+      </w:r>
+      <w:r>
+        <w:rPr>
+          <w:rFonts w:ascii="Calibri"/>
+          <w:spacing w:val="1"/>
+          <w:w w:val="90"/>
+        </w:rPr>
+        <w:t>KI</w:t>
+      </w:r>
+      <w:r>
+        <w:rPr>
+          <w:rFonts w:ascii="Calibri"/>
+          <w:spacing w:val="1"/>
+          <w:w w:val="90"/>
+        </w:rPr>
+        <w:t>“</w:t>
       </w:r>
     </w:p>
     <w:p>
@@ -691,13 +707,9 @@
       <w:r>
         <w:t xml:space="preserve">Dieses Projekt ist ein browserbasierter virtueller Assistent, dargestellt durch einen realistischen 3D-Avatar. </w:t>
       </w:r>
-      <w:proofErr w:type="spellStart"/>
-      <w:proofErr w:type="gramStart"/>
       <w:r>
         <w:t>Besucher:innen</w:t>
       </w:r>
-      <w:proofErr w:type="spellEnd"/>
-      <w:proofErr w:type="gramEnd"/>
       <w:r>
         <w:t xml:space="preserve"> können Fragen zur EAH Jena eintippen oder per Sprache stellen. Der Avatar antwortet mit synthetisierter Sprache, natürlichen Idle-Bewegungen, Lippensynchronisation und Blinzeln – vor einem Hintergrund im Teal-Farbton der Hochschule.</w:t>
       </w:r>
@@ -802,15 +814,7 @@
           </w:tcPr>
           <w:p>
             <w:r>
-              <w:t>Three.js (</w:t>
-            </w:r>
-            <w:proofErr w:type="spellStart"/>
-            <w:r>
-              <w:t>WebGL</w:t>
-            </w:r>
-            <w:proofErr w:type="spellEnd"/>
-            <w:r>
-              <w:t>)</w:t>
+              <w:t>Three.js (WebGL)</w:t>
             </w:r>
           </w:p>
         </w:tc>
@@ -825,13 +829,8 @@
             <w:shd w:val="clear" w:color="auto" w:fill="FFFFFF"/>
           </w:tcPr>
           <w:p>
-            <w:proofErr w:type="spellStart"/>
-            <w:r>
-              <w:t>Build</w:t>
-            </w:r>
-            <w:proofErr w:type="spellEnd"/>
-            <w:r>
-              <w:t>-Tool</w:t>
+            <w:r>
+              <w:t>Build-Tool</w:t>
             </w:r>
           </w:p>
         </w:tc>
@@ -868,35 +867,9 @@
             <w:shd w:val="clear" w:color="auto" w:fill="FFFFFF"/>
           </w:tcPr>
           <w:p>
-            <w:proofErr w:type="spellStart"/>
-            <w:r>
-              <w:t>glTF</w:t>
-            </w:r>
-            <w:proofErr w:type="spellEnd"/>
-            <w:r>
-              <w:t xml:space="preserve"> Binary (.</w:t>
-            </w:r>
-            <w:proofErr w:type="spellStart"/>
-            <w:r>
-              <w:t>glb</w:t>
-            </w:r>
-            <w:proofErr w:type="spellEnd"/>
-            <w:r>
-              <w:t>), realistisches Ganzkörper-</w:t>
-            </w:r>
-            <w:proofErr w:type="spellStart"/>
-            <w:r>
-              <w:t>Rig</w:t>
-            </w:r>
-            <w:proofErr w:type="spellEnd"/>
-            <w:r>
-              <w:t xml:space="preserve"> mit ARKit-ähnlichen Gesichts-</w:t>
-            </w:r>
-            <w:proofErr w:type="spellStart"/>
-            <w:r>
-              <w:t>Blendshapes</w:t>
-            </w:r>
-            <w:proofErr w:type="spellEnd"/>
+            <w:r>
+              <w:t>glTF Binary (.glb), realistisches Ganzkörper-Rig mit ARKit-ähnlichen Gesichts-Blendshapes</w:t>
+            </w:r>
           </w:p>
         </w:tc>
       </w:tr>
@@ -921,13 +894,8 @@
             <w:shd w:val="clear" w:color="auto" w:fill="FFFFFF"/>
           </w:tcPr>
           <w:p>
-            <w:proofErr w:type="spellStart"/>
-            <w:r>
-              <w:t>MetaPerson</w:t>
-            </w:r>
-            <w:proofErr w:type="spellEnd"/>
-            <w:r>
-              <w:t xml:space="preserve"> Creator (Avatar SDK) — kostenloser Generator für realistische Avatare</w:t>
+            <w:r>
+              <w:t>MetaPerson Creator (Avatar SDK) — kostenloser Generator für realistische Avatare</w:t>
             </w:r>
           </w:p>
         </w:tc>
@@ -989,21 +957,7 @@
               <w:rPr>
                 <w:lang w:val="en-US"/>
               </w:rPr>
-              <w:t xml:space="preserve">Reines CSS </w:t>
-            </w:r>
-            <w:proofErr w:type="spellStart"/>
-            <w:r>
-              <w:rPr>
-                <w:lang w:val="en-US"/>
-              </w:rPr>
-              <w:t>mit</w:t>
-            </w:r>
-            <w:proofErr w:type="spellEnd"/>
-            <w:r>
-              <w:rPr>
-                <w:lang w:val="en-US"/>
-              </w:rPr>
-              <w:t xml:space="preserve"> Custom Properties (Design-Tokens)</w:t>
+              <w:t>Reines CSS mit Custom Properties (Design-Tokens)</w:t>
             </w:r>
           </w:p>
         </w:tc>
@@ -1084,23 +1038,7 @@
           </w:tcPr>
           <w:p>
             <w:r>
-              <w:t>Browser-</w:t>
-            </w:r>
-            <w:proofErr w:type="spellStart"/>
-            <w:r>
-              <w:t>SpeechSynthesis</w:t>
-            </w:r>
-            <w:proofErr w:type="spellEnd"/>
-            <w:r>
-              <w:t xml:space="preserve">-API (aktiv); </w:t>
-            </w:r>
-            <w:proofErr w:type="spellStart"/>
-            <w:r>
-              <w:t>ElevenLabs</w:t>
-            </w:r>
-            <w:proofErr w:type="spellEnd"/>
-            <w:r>
-              <w:t xml:space="preserve"> Neural-TTS (implementiert, deaktiviert — §7)</w:t>
+              <w:t>Browser-SpeechSynthesis-API (aktiv); ElevenLabs Neural-TTS (implementiert, deaktiviert — §7)</w:t>
             </w:r>
           </w:p>
         </w:tc>
@@ -1135,43 +1073,7 @@
               <w:rPr>
                 <w:lang w:val="en-US"/>
               </w:rPr>
-              <w:t>Web Speech API (</w:t>
-            </w:r>
-            <w:proofErr w:type="spellStart"/>
-            <w:proofErr w:type="gramStart"/>
-            <w:r>
-              <w:rPr>
-                <w:lang w:val="en-US"/>
-              </w:rPr>
-              <w:t>SpeechRecognition</w:t>
-            </w:r>
-            <w:proofErr w:type="spellEnd"/>
-            <w:r>
-              <w:rPr>
-                <w:lang w:val="en-US"/>
-              </w:rPr>
-              <w:t>) —</w:t>
-            </w:r>
-            <w:proofErr w:type="gramEnd"/>
-            <w:r>
-              <w:rPr>
-                <w:lang w:val="en-US"/>
-              </w:rPr>
-              <w:t xml:space="preserve"> </w:t>
-            </w:r>
-            <w:proofErr w:type="spellStart"/>
-            <w:r>
-              <w:rPr>
-                <w:lang w:val="en-US"/>
-              </w:rPr>
-              <w:t>nur</w:t>
-            </w:r>
-            <w:proofErr w:type="spellEnd"/>
-            <w:r>
-              <w:rPr>
-                <w:lang w:val="en-US"/>
-              </w:rPr>
-              <w:t xml:space="preserve"> Chrome/Edge</w:t>
+              <w:t>Web Speech API (SpeechRecognition) — nur Chrome/Edge</w:t>
             </w:r>
           </w:p>
         </w:tc>
@@ -2438,23 +2340,7 @@
         <w:jc w:val="both"/>
       </w:pPr>
       <w:r>
-        <w:t xml:space="preserve">Klassisches Three.js-Setup: perspektivische Kamera, </w:t>
-      </w:r>
-      <w:proofErr w:type="spellStart"/>
-      <w:r>
-        <w:t>OrbitControls</w:t>
-      </w:r>
-      <w:proofErr w:type="spellEnd"/>
-      <w:r>
-        <w:t xml:space="preserve"> für Maus-/Touch-Rotation, </w:t>
-      </w:r>
-      <w:proofErr w:type="spellStart"/>
-      <w:r>
-        <w:t>Directional</w:t>
-      </w:r>
-      <w:proofErr w:type="spellEnd"/>
-      <w:r>
-        <w:t>- und Ambient-Licht sowie eine weiche, halbtransparente Bodenfläche, damit der Avatar wie stehend statt schwebend wirkt.</w:t>
+        <w:t>Klassisches Three.js-Setup: perspektivische Kamera, OrbitControls für Maus-/Touch-Rotation, Directional- und Ambient-Licht sowie eine weiche, halbtransparente Bodenfläche, damit der Avatar wie stehend statt schwebend wirkt.</w:t>
       </w:r>
     </w:p>
     <w:p>
@@ -2492,31 +2378,7 @@
         <w:jc w:val="both"/>
       </w:pPr>
       <w:r>
-        <w:t xml:space="preserve">Das Modell wird über den einfachen </w:t>
-      </w:r>
-      <w:proofErr w:type="spellStart"/>
-      <w:r>
-        <w:t>GLTFLoader</w:t>
-      </w:r>
-      <w:proofErr w:type="spellEnd"/>
-      <w:r>
-        <w:t xml:space="preserve"> geladen (kein VRM-Plugin). Beim Laden wird das Modell zur Szene hinzugefügt, werden Kopf-, Wimpern- und Unterzahn-</w:t>
-      </w:r>
-      <w:proofErr w:type="spellStart"/>
-      <w:r>
-        <w:t>Meshes</w:t>
-      </w:r>
-      <w:proofErr w:type="spellEnd"/>
-      <w:r>
-        <w:t xml:space="preserve"> anhand ihres Namens gesucht, und eine manuell eingestellte </w:t>
-      </w:r>
-      <w:proofErr w:type="spellStart"/>
-      <w:r>
-        <w:t>Ruhepose</w:t>
-      </w:r>
-      <w:proofErr w:type="spellEnd"/>
-      <w:r>
-        <w:t xml:space="preserve"> angewendet.</w:t>
+        <w:t>Das Modell wird über den einfachen GLTFLoader geladen (kein VRM-Plugin). Beim Laden wird das Modell zur Szene hinzugefügt, werden Kopf-, Wimpern- und Unterzahn-Meshes anhand ihres Namens gesucht, und eine manuell eingestellte Ruhepose angewendet.</w:t>
       </w:r>
     </w:p>
     <w:p>
@@ -2535,15 +2397,7 @@
         <w:t>.</w:t>
       </w:r>
       <w:r>
-        <w:t xml:space="preserve"> </w:t>
-      </w:r>
-      <w:proofErr w:type="spellStart"/>
-      <w:r>
-        <w:t>Ruhepose</w:t>
-      </w:r>
-      <w:proofErr w:type="spellEnd"/>
-      <w:r>
-        <w:t xml:space="preserve"> &amp; Sway (Schwingen)</w:t>
+        <w:t xml:space="preserve"> Ruhepose &amp; Sway (Schwingen)</w:t>
       </w:r>
       <w:bookmarkEnd w:id="7"/>
     </w:p>
@@ -2553,31 +2407,7 @@
         <w:jc w:val="both"/>
       </w:pPr>
       <w:r>
-        <w:t xml:space="preserve">Die </w:t>
-      </w:r>
-      <w:proofErr w:type="spellStart"/>
-      <w:r>
-        <w:t>Ruhepose</w:t>
-      </w:r>
-      <w:proofErr w:type="spellEnd"/>
-      <w:r>
-        <w:t xml:space="preserve"> wurde durch iteratives Live-Tuning direkt am Skelett dieses Modells gefunden (Knochennamen wie </w:t>
-      </w:r>
-      <w:proofErr w:type="spellStart"/>
-      <w:r>
-        <w:t>LeftArm</w:t>
-      </w:r>
-      <w:proofErr w:type="spellEnd"/>
-      <w:r>
-        <w:t xml:space="preserve">, </w:t>
-      </w:r>
-      <w:proofErr w:type="spellStart"/>
-      <w:r>
-        <w:t>RightForeArm</w:t>
-      </w:r>
-      <w:proofErr w:type="spellEnd"/>
-      <w:r>
-        <w:t>, LeftHandIndex1). Der Avatar ruht mit vor dem Körper gefalteten Händen (eine japanisch anmutende Empfangshaltung), nicht mit herabhängenden Armen.</w:t>
+        <w:t>Die Ruhepose wurde durch iteratives Live-Tuning direkt am Skelett dieses Modells gefunden (Knochennamen wie LeftArm, RightForeArm, LeftHandIndex1). Der Avatar ruht mit vor dem Körper gefalteten Händen (eine japanisch anmutende Empfangshaltung), nicht mit herabhängenden Armen.</w:t>
       </w:r>
     </w:p>
     <w:p>
@@ -2586,15 +2416,7 @@
         <w:jc w:val="both"/>
       </w:pPr>
       <w:r>
-        <w:t xml:space="preserve">Ein leichtes, langsames Sinus-Schwingen liegt über der </w:t>
-      </w:r>
-      <w:proofErr w:type="spellStart"/>
-      <w:r>
-        <w:t>Ruhepose</w:t>
-      </w:r>
-      <w:proofErr w:type="spellEnd"/>
-      <w:r>
-        <w:t>, damit der Avatar nicht eingefroren wirkt — linker und rechter Arm schwingen synchron, damit die gefalteten Hände nicht auseinanderdriften.</w:t>
+        <w:t>Ein leichtes, langsames Sinus-Schwingen liegt über der Ruhepose, damit der Avatar nicht eingefroren wirkt — linker und rechter Arm schwingen synchron, damit die gefalteten Hände nicht auseinanderdriften.</w:t>
       </w:r>
     </w:p>
     <w:p>
@@ -2623,15 +2445,7 @@
         <w:jc w:val="both"/>
       </w:pPr>
       <w:r>
-        <w:t xml:space="preserve">Nach dem Laden führt der Avatar eine höfliche Verbeugung aus: Die Wirbelsäule beugt sich nach vorn (~20°) und kehrt dann zur </w:t>
-      </w:r>
-      <w:proofErr w:type="spellStart"/>
-      <w:r>
-        <w:t>Ruhepose</w:t>
-      </w:r>
-      <w:proofErr w:type="spellEnd"/>
-      <w:r>
-        <w:t xml:space="preserve"> zurück. Die Hände bleiben dabei durchgehend gefaltet — nur der Oberkörper bewegt sich.</w:t>
+        <w:t>Nach dem Laden führt der Avatar eine höfliche Verbeugung aus: Die Wirbelsäule beugt sich nach vorn (~20°) und kehrt dann zur Ruhepose zurück. Die Hände bleiben dabei durchgehend gefaltet — nur der Oberkörper bewegt sich.</w:t>
       </w:r>
     </w:p>
     <w:p>
@@ -2660,47 +2474,7 @@
         <w:jc w:val="both"/>
       </w:pPr>
       <w:r>
-        <w:t xml:space="preserve">Das Modell verfügt über echte ARKit-ähnliche </w:t>
-      </w:r>
-      <w:proofErr w:type="spellStart"/>
-      <w:r>
-        <w:t>Blendshapes</w:t>
-      </w:r>
-      <w:proofErr w:type="spellEnd"/>
-      <w:r>
-        <w:t xml:space="preserve"> (</w:t>
-      </w:r>
-      <w:proofErr w:type="spellStart"/>
-      <w:r>
-        <w:t>eyeBlinkLeft</w:t>
-      </w:r>
-      <w:proofErr w:type="spellEnd"/>
-      <w:r>
-        <w:t xml:space="preserve">/Right, </w:t>
-      </w:r>
-      <w:proofErr w:type="spellStart"/>
-      <w:r>
-        <w:t>jawOpen</w:t>
-      </w:r>
-      <w:proofErr w:type="spellEnd"/>
-      <w:r>
-        <w:t xml:space="preserve">, </w:t>
-      </w:r>
-      <w:proofErr w:type="spellStart"/>
-      <w:r>
-        <w:t>mouthSmileLeft</w:t>
-      </w:r>
-      <w:proofErr w:type="spellEnd"/>
-      <w:r>
-        <w:t>/Right usw.) auf Kopf-, Wimpern- und Unterzahn-</w:t>
-      </w:r>
-      <w:proofErr w:type="spellStart"/>
-      <w:r>
-        <w:t>Meshes</w:t>
-      </w:r>
-      <w:proofErr w:type="spellEnd"/>
-      <w:r>
-        <w:t>.</w:t>
+        <w:t>Das Modell verfügt über echte ARKit-ähnliche Blendshapes (eyeBlinkLeft/Right, jawOpen, mouthSmileLeft/Right usw.) auf Kopf-, Wimpern- und Unterzahn-Meshes.</w:t>
       </w:r>
     </w:p>
     <w:p>
@@ -2747,15 +2521,7 @@
         <w:t xml:space="preserve">Lippensynchronisation: </w:t>
       </w:r>
       <w:r>
-        <w:t>gesteuert durch Echtzeit-Frequenzanalyse (</w:t>
-      </w:r>
-      <w:proofErr w:type="spellStart"/>
-      <w:r>
-        <w:t>ElevenLabs</w:t>
-      </w:r>
-      <w:proofErr w:type="spellEnd"/>
-      <w:r>
-        <w:t>) oder ein geglättetes Sinusmuster (Browser-TTS), mit moderater Obergrenze</w:t>
+        <w:t>gesteuert durch Echtzeit-Frequenzanalyse (ElevenLabs) oder ein geglättetes Sinusmuster (Browser-TTS), mit moderater Obergrenze</w:t>
       </w:r>
     </w:p>
     <w:p>
@@ -2783,37 +2549,8 @@
         <w:spacing w:after="160"/>
         <w:jc w:val="both"/>
       </w:pPr>
-      <w:proofErr w:type="spellStart"/>
-      <w:r>
-        <w:t>speak</w:t>
-      </w:r>
-      <w:proofErr w:type="spellEnd"/>
-      <w:r>
-        <w:t>(</w:t>
-      </w:r>
-      <w:proofErr w:type="spellStart"/>
-      <w:r>
-        <w:t>text</w:t>
-      </w:r>
-      <w:proofErr w:type="spellEnd"/>
-      <w:r>
-        <w:t xml:space="preserve">) nutzt aktuell die browsereigene </w:t>
-      </w:r>
-      <w:proofErr w:type="spellStart"/>
-      <w:r>
-        <w:t>SpeechSynthesis</w:t>
-      </w:r>
-      <w:proofErr w:type="spellEnd"/>
-      <w:r>
-        <w:t xml:space="preserve">-API. Eine auskommentierte Implementierung für </w:t>
-      </w:r>
-      <w:proofErr w:type="spellStart"/>
-      <w:r>
-        <w:t>ElevenLabs</w:t>
-      </w:r>
-      <w:proofErr w:type="spellEnd"/>
-      <w:r>
-        <w:t xml:space="preserve"> Neural-TTS mit echter audiogesteuerter Lippensynchronisation existiert bereits im Code (§7).</w:t>
+      <w:r>
+        <w:t>speak(text) nutzt aktuell die browsereigene SpeechSynthesis-API. Eine auskommentierte Implementierung für ElevenLabs Neural-TTS mit echter audiogesteuerter Lippensynchronisation existiert bereits im Code (§7).</w:t>
       </w:r>
     </w:p>
     <w:p>
@@ -2877,23 +2614,7 @@
         <w:jc w:val="both"/>
       </w:pPr>
       <w:r>
-        <w:t>Die Frage wird an das Backend gesendet (POST /</w:t>
-      </w:r>
-      <w:proofErr w:type="spellStart"/>
-      <w:r>
-        <w:t>api</w:t>
-      </w:r>
-      <w:proofErr w:type="spellEnd"/>
-      <w:r>
-        <w:t>/</w:t>
-      </w:r>
-      <w:proofErr w:type="spellStart"/>
-      <w:r>
-        <w:t>chat</w:t>
-      </w:r>
-      <w:proofErr w:type="spellEnd"/>
-      <w:r>
-        <w:t>), zusammen mit dem Gesprächsverlauf</w:t>
+        <w:t>Die Frage wird an das Backend gesendet (POST /api/chat), zusammen mit dem Gesprächsverlauf</w:t>
       </w:r>
     </w:p>
     <w:p>
@@ -3017,13 +2738,8 @@
           </w:tcPr>
           <w:p>
             <w:r>
-              <w:t xml:space="preserve">Health-Check — bestätigt, dass der Server </w:t>
-            </w:r>
-            <w:proofErr w:type="gramStart"/>
-            <w:r>
-              <w:t>läuft</w:t>
-            </w:r>
-            <w:proofErr w:type="gramEnd"/>
+              <w:t>Health-Check — bestätigt, dass der Server läuft</w:t>
+            </w:r>
           </w:p>
         </w:tc>
       </w:tr>
@@ -3035,21 +2751,8 @@
           </w:tcPr>
           <w:p>
             <w:r>
-              <w:t>POST /</w:t>
-            </w:r>
-            <w:proofErr w:type="spellStart"/>
-            <w:r>
-              <w:t>api</w:t>
-            </w:r>
-            <w:proofErr w:type="spellEnd"/>
-            <w:r>
-              <w:t>/</w:t>
-            </w:r>
-            <w:proofErr w:type="spellStart"/>
-            <w:r>
-              <w:t>chat</w:t>
-            </w:r>
-            <w:proofErr w:type="spellEnd"/>
+              <w:t>POST /api/chat</w:t>
+            </w:r>
           </w:p>
         </w:tc>
         <w:tc>
@@ -3059,46 +2762,7 @@
           </w:tcPr>
           <w:p>
             <w:r>
-              <w:t xml:space="preserve">Nimmt </w:t>
-            </w:r>
-            <w:proofErr w:type="gramStart"/>
-            <w:r>
-              <w:t xml:space="preserve">{ </w:t>
-            </w:r>
-            <w:proofErr w:type="spellStart"/>
-            <w:r>
-              <w:t>question</w:t>
-            </w:r>
-            <w:proofErr w:type="spellEnd"/>
-            <w:proofErr w:type="gramEnd"/>
-            <w:r>
-              <w:t xml:space="preserve">, </w:t>
-            </w:r>
-            <w:proofErr w:type="spellStart"/>
-            <w:proofErr w:type="gramStart"/>
-            <w:r>
-              <w:t>history</w:t>
-            </w:r>
-            <w:proofErr w:type="spellEnd"/>
-            <w:r>
-              <w:t xml:space="preserve"> }</w:t>
-            </w:r>
-            <w:proofErr w:type="gramEnd"/>
-            <w:r>
-              <w:t xml:space="preserve"> entgegen, sendet an Gemini, gibt </w:t>
-            </w:r>
-            <w:proofErr w:type="gramStart"/>
-            <w:r>
-              <w:t xml:space="preserve">{ </w:t>
-            </w:r>
-            <w:proofErr w:type="spellStart"/>
-            <w:r>
-              <w:t>answer</w:t>
-            </w:r>
-            <w:proofErr w:type="spellEnd"/>
-            <w:proofErr w:type="gramEnd"/>
-            <w:r>
-              <w:t xml:space="preserve"> } zurück</w:t>
+              <w:t>Nimmt { question, history } entgegen, sendet an Gemini, gibt { answer } zurück</w:t>
             </w:r>
           </w:p>
         </w:tc>
@@ -3111,21 +2775,8 @@
           </w:tcPr>
           <w:p>
             <w:r>
-              <w:t>POST /</w:t>
-            </w:r>
-            <w:proofErr w:type="spellStart"/>
-            <w:r>
-              <w:t>api</w:t>
-            </w:r>
-            <w:proofErr w:type="spellEnd"/>
-            <w:r>
-              <w:t>/</w:t>
-            </w:r>
-            <w:proofErr w:type="spellStart"/>
-            <w:r>
-              <w:t>tts</w:t>
-            </w:r>
-            <w:proofErr w:type="spellEnd"/>
+              <w:t>POST /api/tts</w:t>
+            </w:r>
           </w:p>
         </w:tc>
         <w:tc>
@@ -3135,28 +2786,7 @@
           </w:tcPr>
           <w:p>
             <w:r>
-              <w:t xml:space="preserve">Nimmt </w:t>
-            </w:r>
-            <w:proofErr w:type="gramStart"/>
-            <w:r>
-              <w:t xml:space="preserve">{ </w:t>
-            </w:r>
-            <w:proofErr w:type="spellStart"/>
-            <w:r>
-              <w:t>text</w:t>
-            </w:r>
-            <w:proofErr w:type="spellEnd"/>
-            <w:proofErr w:type="gramEnd"/>
-            <w:r>
-              <w:t xml:space="preserve"> } entgegen, fordert Audio von </w:t>
-            </w:r>
-            <w:proofErr w:type="spellStart"/>
-            <w:r>
-              <w:t>ElevenLabs</w:t>
-            </w:r>
-            <w:proofErr w:type="spellEnd"/>
-            <w:r>
-              <w:t xml:space="preserve"> an (aktuell ungenutzt — §7)</w:t>
+              <w:t>Nimmt { text } entgegen, fordert Audio von ElevenLabs an (aktuell ungenutzt — §7)</w:t>
             </w:r>
           </w:p>
         </w:tc>
@@ -3227,25 +2857,7 @@
         <w:spacing w:after="160"/>
       </w:pPr>
       <w:r>
-        <w:t xml:space="preserve">Erforderlich in </w:t>
-      </w:r>
-      <w:proofErr w:type="spellStart"/>
-      <w:r>
-        <w:t>server</w:t>
-      </w:r>
-      <w:proofErr w:type="spellEnd"/>
-      <w:proofErr w:type="gramStart"/>
-      <w:r>
-        <w:t>/.</w:t>
-      </w:r>
-      <w:proofErr w:type="spellStart"/>
-      <w:r>
-        <w:t>env</w:t>
-      </w:r>
-      <w:proofErr w:type="spellEnd"/>
-      <w:proofErr w:type="gramEnd"/>
-      <w:r>
-        <w:t xml:space="preserve"> (niemals committen, niemals teilen):</w:t>
+        <w:t>Erforderlich in server/.env (niemals committen, niemals teilen):</w:t>
       </w:r>
     </w:p>
     <w:tbl>
@@ -3322,15 +2934,7 @@
           </w:tcPr>
           <w:p>
             <w:r>
-              <w:t>Google-Gemini-API-Schlüssel — aistudio.google.com/</w:t>
-            </w:r>
-            <w:proofErr w:type="spellStart"/>
-            <w:r>
-              <w:t>apikey</w:t>
-            </w:r>
-            <w:proofErr w:type="spellEnd"/>
-            <w:r>
-              <w:t>, kostenlose Stufe verfügbar</w:t>
+              <w:t>Google-Gemini-API-Schlüssel — aistudio.google.com/apikey, kostenlose Stufe verfügbar</w:t>
             </w:r>
           </w:p>
         </w:tc>
@@ -3353,13 +2957,8 @@
             <w:shd w:val="clear" w:color="auto" w:fill="FFFFFF"/>
           </w:tcPr>
           <w:p>
-            <w:proofErr w:type="spellStart"/>
-            <w:r>
-              <w:t>ElevenLabs</w:t>
-            </w:r>
-            <w:proofErr w:type="spellEnd"/>
-            <w:r>
-              <w:t>-API-Schlüssel — nur nötig bei Reaktivierung von Neural-TTS</w:t>
+            <w:r>
+              <w:t>ElevenLabs-API-Schlüssel — nur nötig bei Reaktivierung von Neural-TTS</w:t>
             </w:r>
           </w:p>
         </w:tc>
@@ -3410,63 +3009,7 @@
           <w:bCs/>
           <w:color w:val="8A4B00"/>
         </w:rPr>
-        <w:t xml:space="preserve">⚠ Sicherheitshinweis: Sollten diese Schlüssel offengelegt werden, müssen sie sofort widerrufen und neu erstellt werden. </w:t>
-      </w:r>
-      <w:proofErr w:type="gramStart"/>
-      <w:r>
-        <w:rPr>
-          <w:b/>
-          <w:bCs/>
-          <w:color w:val="8A4B00"/>
-        </w:rPr>
-        <w:t>.</w:t>
-      </w:r>
-      <w:proofErr w:type="spellStart"/>
-      <w:r>
-        <w:rPr>
-          <w:b/>
-          <w:bCs/>
-          <w:color w:val="8A4B00"/>
-        </w:rPr>
-        <w:t>env</w:t>
-      </w:r>
-      <w:proofErr w:type="spellEnd"/>
-      <w:proofErr w:type="gramEnd"/>
-      <w:r>
-        <w:rPr>
-          <w:b/>
-          <w:bCs/>
-          <w:color w:val="8A4B00"/>
-        </w:rPr>
-        <w:t xml:space="preserve"> sollte </w:t>
-      </w:r>
-      <w:proofErr w:type="gramStart"/>
-      <w:r>
-        <w:rPr>
-          <w:b/>
-          <w:bCs/>
-          <w:color w:val="8A4B00"/>
-        </w:rPr>
-        <w:t>in .</w:t>
-      </w:r>
-      <w:proofErr w:type="spellStart"/>
-      <w:r>
-        <w:rPr>
-          <w:b/>
-          <w:bCs/>
-          <w:color w:val="8A4B00"/>
-        </w:rPr>
-        <w:t>gitignore</w:t>
-      </w:r>
-      <w:proofErr w:type="spellEnd"/>
-      <w:proofErr w:type="gramEnd"/>
-      <w:r>
-        <w:rPr>
-          <w:b/>
-          <w:bCs/>
-          <w:color w:val="8A4B00"/>
-        </w:rPr>
-        <w:t xml:space="preserve"> aufgenommen werden.</w:t>
+        <w:t>⚠ Sicherheitshinweis: Sollten diese Schlüssel offengelegt werden, müssen sie sofort widerrufen und neu erstellt werden. .env sollte in .gitignore aufgenommen werden.</w:t>
       </w:r>
     </w:p>
     <w:sectPr>
@@ -7991,12 +7534,19 @@
 </file>
 
 <file path=customXml/item1.xml><?xml version="1.0" encoding="utf-8"?>
-<p:properties xmlns:p="http://schemas.microsoft.com/office/2006/metadata/properties" xmlns:xsi="http://www.w3.org/2001/XMLSchema-instance" xmlns:pc="http://schemas.microsoft.com/office/infopath/2007/PartnerControls">
-  <documentManagement/>
-</p:properties>
+<?mso-contentType ?>
+<FormTemplates xmlns="http://schemas.microsoft.com/sharepoint/v3/contenttype/forms">
+  <Display>DocumentLibraryForm</Display>
+  <Edit>DocumentLibraryForm</Edit>
+  <New>DocumentLibraryForm</New>
+</FormTemplates>
 </file>
 
 <file path=customXml/item2.xml><?xml version="1.0" encoding="utf-8"?>
+<b:Sources xmlns:b="http://schemas.openxmlformats.org/officeDocument/2006/bibliography" xmlns="http://schemas.openxmlformats.org/officeDocument/2006/bibliography" SelectedStyle="\APASixthEditionOfficeOnline.xsl" StyleName="APA" Version="6"/>
+</file>
+
+<file path=customXml/item3.xml><?xml version="1.0" encoding="utf-8"?>
 <ct:contentTypeSchema xmlns:ct="http://schemas.microsoft.com/office/2006/metadata/contentType" xmlns:ma="http://schemas.microsoft.com/office/2006/metadata/properties/metaAttributes" ct:_="" ma:_="" ma:contentTypeName="Document" ma:contentTypeID="0x01010087EF637A7FCFE2458C7AC34DEF1150DF" ma:contentTypeVersion="0" ma:contentTypeDescription="Create a new document." ma:contentTypeScope="" ma:versionID="28c998f756a66b5746f84f8285d41106">
   <xsd:schema xmlns:xsd="http://www.w3.org/2001/XMLSchema" xmlns:xs="http://www.w3.org/2001/XMLSchema" xmlns:p="http://schemas.microsoft.com/office/2006/metadata/properties" targetNamespace="http://schemas.microsoft.com/office/2006/metadata/properties" ma:root="true" ma:fieldsID="6ff03dde4259c08ff71d8d05c94e2e99">
     <xsd:element name="properties">
@@ -8110,29 +7660,29 @@
 </ct:contentTypeSchema>
 </file>
 
-<file path=customXml/item3.xml><?xml version="1.0" encoding="utf-8"?>
-<b:Sources xmlns:b="http://schemas.openxmlformats.org/officeDocument/2006/bibliography" xmlns="http://schemas.openxmlformats.org/officeDocument/2006/bibliography" SelectedStyle="\APASixthEditionOfficeOnline.xsl" StyleName="APA" Version="6"/>
-</file>
-
 <file path=customXml/item4.xml><?xml version="1.0" encoding="utf-8"?>
-<?mso-contentType ?>
-<FormTemplates xmlns="http://schemas.microsoft.com/sharepoint/v3/contenttype/forms">
-  <Display>DocumentLibraryForm</Display>
-  <Edit>DocumentLibraryForm</Edit>
-  <New>DocumentLibraryForm</New>
-</FormTemplates>
+<p:properties xmlns:p="http://schemas.microsoft.com/office/2006/metadata/properties" xmlns:xsi="http://www.w3.org/2001/XMLSchema-instance" xmlns:pc="http://schemas.microsoft.com/office/infopath/2007/PartnerControls">
+  <documentManagement/>
+</p:properties>
 </file>
 
 <file path=customXml/itemProps1.xml><?xml version="1.0" encoding="utf-8"?>
-<ds:datastoreItem xmlns:ds="http://schemas.openxmlformats.org/officeDocument/2006/customXml" ds:itemID="{E4AEA148-C090-42E9-ADB7-E92BCC1A228F}">
+<ds:datastoreItem xmlns:ds="http://schemas.openxmlformats.org/officeDocument/2006/customXml" ds:itemID="{DDEE86A8-3C1B-4D50-A0C5-0B2179E55F08}">
   <ds:schemaRefs>
-    <ds:schemaRef ds:uri="http://schemas.microsoft.com/office/2006/metadata/properties"/>
-    <ds:schemaRef ds:uri="http://schemas.microsoft.com/office/infopath/2007/PartnerControls"/>
+    <ds:schemaRef ds:uri="http://schemas.microsoft.com/sharepoint/v3/contenttype/forms"/>
   </ds:schemaRefs>
 </ds:datastoreItem>
 </file>
 
 <file path=customXml/itemProps2.xml><?xml version="1.0" encoding="utf-8"?>
+<ds:datastoreItem xmlns:ds="http://schemas.openxmlformats.org/officeDocument/2006/customXml" ds:itemID="{7E0876B2-2483-4CDF-932A-132BBA27FA5A}">
+  <ds:schemaRefs>
+    <ds:schemaRef ds:uri="http://schemas.openxmlformats.org/officeDocument/2006/bibliography"/>
+  </ds:schemaRefs>
+</ds:datastoreItem>
+</file>
+
+<file path=customXml/itemProps3.xml><?xml version="1.0" encoding="utf-8"?>
 <ds:datastoreItem xmlns:ds="http://schemas.openxmlformats.org/officeDocument/2006/customXml" ds:itemID="{D7631D64-8C6E-4ED5-8272-231E2E3CD1FC}">
   <ds:schemaRefs>
     <ds:schemaRef ds:uri="http://schemas.microsoft.com/office/2006/metadata/contentType"/>
@@ -8148,18 +7698,11 @@
 </ds:datastoreItem>
 </file>
 
-<file path=customXml/itemProps3.xml><?xml version="1.0" encoding="utf-8"?>
-<ds:datastoreItem xmlns:ds="http://schemas.openxmlformats.org/officeDocument/2006/customXml" ds:itemID="{7E0876B2-2483-4CDF-932A-132BBA27FA5A}">
+<file path=customXml/itemProps4.xml><?xml version="1.0" encoding="utf-8"?>
+<ds:datastoreItem xmlns:ds="http://schemas.openxmlformats.org/officeDocument/2006/customXml" ds:itemID="{E4AEA148-C090-42E9-ADB7-E92BCC1A228F}">
   <ds:schemaRefs>
-    <ds:schemaRef ds:uri="http://schemas.openxmlformats.org/officeDocument/2006/bibliography"/>
-  </ds:schemaRefs>
-</ds:datastoreItem>
-</file>
-
-<file path=customXml/itemProps4.xml><?xml version="1.0" encoding="utf-8"?>
-<ds:datastoreItem xmlns:ds="http://schemas.openxmlformats.org/officeDocument/2006/customXml" ds:itemID="{DDEE86A8-3C1B-4D50-A0C5-0B2179E55F08}">
-  <ds:schemaRefs>
-    <ds:schemaRef ds:uri="http://schemas.microsoft.com/sharepoint/v3/contenttype/forms"/>
+    <ds:schemaRef ds:uri="http://schemas.microsoft.com/office/2006/metadata/properties"/>
+    <ds:schemaRef ds:uri="http://schemas.microsoft.com/office/infopath/2007/PartnerControls"/>
   </ds:schemaRefs>
 </ds:datastoreItem>
 </file>